--- a/bt2_cb/PHÂN BIỆT ACCEPTANCE CRITERIA VÀ DEFINITION OF DONE CHO CHỨC NĂNG THANH TOÁN VÍ.docx
+++ b/bt2_cb/PHÂN BIỆT ACCEPTANCE CRITERIA VÀ DEFINITION OF DONE CHO CHỨC NĂNG THANH TOÁN VÍ.docx
@@ -2,7 +2,405 @@
 <file path=word/document.xml><?xml version="1.0" encoding="utf-8"?>
 <w:document xmlns:wpc="http://schemas.microsoft.com/office/word/2010/wordprocessingCanvas" xmlns:cx="http://schemas.microsoft.com/office/drawing/2014/chartex" xmlns:cx1="http://schemas.microsoft.com/office/drawing/2015/9/8/chartex" xmlns:cx2="http://schemas.microsoft.com/office/drawing/2015/10/21/chartex" xmlns:cx3="http://schemas.microsoft.com/office/drawing/2016/5/9/chartex" xmlns:cx4="http://schemas.microsoft.com/office/drawing/2016/5/10/chartex" xmlns:cx5="http://schemas.microsoft.com/office/drawing/2016/5/11/chartex" xmlns:cx6="http://schemas.microsoft.com/office/drawing/2016/5/12/chartex" xmlns:cx7="http://schemas.microsoft.com/office/drawing/2016/5/13/chartex" xmlns:cx8="http://schemas.microsoft.com/office/drawing/2016/5/14/chartex" xmlns:mc="http://schemas.openxmlformats.org/markup-compatibility/2006" xmlns:aink="http://schemas.microsoft.com/office/drawing/2016/ink" xmlns:am3d="http://schemas.microsoft.com/office/drawing/2017/model3d" xmlns:o="urn:schemas-microsoft-com:office:office" xmlns:oel="http://schemas.microsoft.com/office/2019/extlst" xmlns:r="http://schemas.openxmlformats.org/officeDocument/2006/relationships" xmlns:m="http://schemas.openxmlformats.org/officeDocument/2006/math" xmlns:v="urn:schemas-microsoft-com:vml" xmlns:wp14="http://schemas.microsoft.com/office/word/2010/wordprocessingDrawing" xmlns:wp="http://schemas.openxmlformats.org/drawingml/2006/wordprocessingDrawing" xmlns:w10="urn:schemas-microsoft-com:office:word" xmlns:w="http://schemas.openxmlformats.org/wordprocessingml/2006/main" xmlns:w14="http://schemas.microsoft.com/office/word/2010/wordml" xmlns:w15="http://schemas.microsoft.com/office/word/2012/wordml" xmlns:w16cex="http://schemas.microsoft.com/office/word/2018/wordml/cex" xmlns:w16cid="http://schemas.microsoft.com/office/word/2016/wordml/cid" xmlns:w16="http://schemas.microsoft.com/office/word/2018/wordml" xmlns:w16du="http://schemas.microsoft.com/office/word/2023/wordml/word16du" xmlns:w16sdtdh="http://schemas.microsoft.com/office/word/2020/wordml/sdtdatahash" xmlns:w16sdtfl="http://schemas.microsoft.com/office/word/2024/wordml/sdtformatlock" xmlns:w16se="http://schemas.microsoft.com/office/word/2015/wordml/symex" xmlns:wpg="http://schemas.microsoft.com/office/word/2010/wordprocessingGroup" xmlns:wpi="http://schemas.microsoft.com/office/word/2010/wordprocessingInk" xmlns:wne="http://schemas.microsoft.com/office/word/2006/wordml" xmlns:wps="http://schemas.microsoft.com/office/word/2010/wordprocessingShape" mc:Ignorable="w14 w15 w16se w16cid w16 w16cex w16sdtdh w16sdtfl w16du wp14">
   <w:body>
+    <w:p>
+      <w:pPr>
+        <w:jc w:val="center"/>
+        <w:rPr>
+          <w:sz w:val="36"/>
+          <w:szCs w:val="36"/>
+        </w:rPr>
+      </w:pPr>
+      <w:r>
+        <w:rPr>
+          <w:b/>
+          <w:bCs/>
+          <w:sz w:val="36"/>
+          <w:szCs w:val="36"/>
+        </w:rPr>
+        <w:t>PHÂN BIỆT ACCEPTANCE CRITERIA VÀ DEFINITION OF DONE CHO CHỨC NĂNG THANH TOÁN VÍ</w:t>
+      </w:r>
+    </w:p>
     <w:p/>
+    <w:p>
+      <w:pPr>
+        <w:rPr>
+          <w:b/>
+          <w:bCs/>
+        </w:rPr>
+      </w:pPr>
+      <w:r>
+        <w:rPr>
+          <w:b/>
+          <w:bCs/>
+        </w:rPr>
+        <w:t>Phần 1 – Phần tích:</w:t>
+      </w:r>
+    </w:p>
+    <w:tbl>
+      <w:tblPr>
+        <w:tblStyle w:val="TableGrid"/>
+        <w:tblW w:w="0" w:type="auto"/>
+        <w:tblLook w:val="04A0" w:firstRow="1" w:lastRow="0" w:firstColumn="1" w:lastColumn="0" w:noHBand="0" w:noVBand="1"/>
+      </w:tblPr>
+      <w:tblGrid>
+        <w:gridCol w:w="2337"/>
+        <w:gridCol w:w="2337"/>
+        <w:gridCol w:w="2338"/>
+        <w:gridCol w:w="2338"/>
+      </w:tblGrid>
+      <w:tr>
+        <w:tc>
+          <w:tcPr>
+            <w:tcW w:w="2337" w:type="dxa"/>
+          </w:tcPr>
+          <w:p>
+            <w:pPr>
+              <w:rPr>
+                <w:b/>
+                <w:bCs/>
+              </w:rPr>
+            </w:pPr>
+            <w:r>
+              <w:rPr>
+                <w:b/>
+                <w:bCs/>
+              </w:rPr>
+              <w:t>Phát biểu</w:t>
+            </w:r>
+          </w:p>
+        </w:tc>
+        <w:tc>
+          <w:tcPr>
+            <w:tcW w:w="2337" w:type="dxa"/>
+          </w:tcPr>
+          <w:p>
+            <w:pPr>
+              <w:rPr>
+                <w:b/>
+                <w:bCs/>
+              </w:rPr>
+            </w:pPr>
+            <w:r>
+              <w:rPr>
+                <w:b/>
+                <w:bCs/>
+              </w:rPr>
+              <w:t>AC hay DoD</w:t>
+            </w:r>
+          </w:p>
+        </w:tc>
+        <w:tc>
+          <w:tcPr>
+            <w:tcW w:w="2338" w:type="dxa"/>
+          </w:tcPr>
+          <w:p>
+            <w:pPr>
+              <w:rPr>
+                <w:b/>
+                <w:bCs/>
+              </w:rPr>
+            </w:pPr>
+            <w:r>
+              <w:rPr>
+                <w:b/>
+                <w:bCs/>
+              </w:rPr>
+              <w:t>Đạt/Chưa đạt</w:t>
+            </w:r>
+          </w:p>
+        </w:tc>
+        <w:tc>
+          <w:tcPr>
+            <w:tcW w:w="2338" w:type="dxa"/>
+          </w:tcPr>
+          <w:p>
+            <w:pPr>
+              <w:rPr>
+                <w:b/>
+                <w:bCs/>
+              </w:rPr>
+            </w:pPr>
+            <w:r>
+              <w:rPr>
+                <w:b/>
+                <w:bCs/>
+              </w:rPr>
+              <w:t>Lý do</w:t>
+            </w:r>
+          </w:p>
+        </w:tc>
+      </w:tr>
+      <w:tr>
+        <w:tc>
+          <w:tcPr>
+            <w:tcW w:w="2337" w:type="dxa"/>
+          </w:tcPr>
+          <w:p>
+            <w:r>
+              <w:t>D1</w:t>
+            </w:r>
+          </w:p>
+        </w:tc>
+        <w:tc>
+          <w:tcPr>
+            <w:tcW w:w="2337" w:type="dxa"/>
+          </w:tcPr>
+          <w:p>
+            <w:r>
+              <w:t>AC</w:t>
+            </w:r>
+          </w:p>
+        </w:tc>
+        <w:tc>
+          <w:tcPr>
+            <w:tcW w:w="2338" w:type="dxa"/>
+          </w:tcPr>
+          <w:p>
+            <w:r>
+              <w:t>Đạt</w:t>
+            </w:r>
+          </w:p>
+        </w:tc>
+        <w:tc>
+          <w:tcPr>
+            <w:tcW w:w="2338" w:type="dxa"/>
+          </w:tcPr>
+          <w:p>
+            <w:r>
+              <w:t>Là tiêu chí nghiệm thu riêng của story thanh toán ví, viết đúng chuẩn cấu trúc Given–When–Then và hệ thống chạy đúng yêu cầu khi kiểm tra thực tế</w:t>
+            </w:r>
+          </w:p>
+        </w:tc>
+      </w:tr>
+      <w:tr>
+        <w:tc>
+          <w:tcPr>
+            <w:tcW w:w="2337" w:type="dxa"/>
+          </w:tcPr>
+          <w:p>
+            <w:r>
+              <w:t>D2</w:t>
+            </w:r>
+          </w:p>
+        </w:tc>
+        <w:tc>
+          <w:tcPr>
+            <w:tcW w:w="2337" w:type="dxa"/>
+          </w:tcPr>
+          <w:p>
+            <w:r>
+              <w:t>DoD</w:t>
+            </w:r>
+          </w:p>
+        </w:tc>
+        <w:tc>
+          <w:tcPr>
+            <w:tcW w:w="2338" w:type="dxa"/>
+          </w:tcPr>
+          <w:p>
+            <w:r>
+              <w:t>Đạt</w:t>
+            </w:r>
+          </w:p>
+        </w:tc>
+        <w:tc>
+          <w:tcPr>
+            <w:tcW w:w="2338" w:type="dxa"/>
+          </w:tcPr>
+          <w:p>
+            <w:r>
+              <w:t>Là chuẩn chất lượng kỹ thuật chung áp dụng cho mọi story, đã hoàn thành trướ</w:t>
+            </w:r>
+            <w:r>
+              <w:t>c</w:t>
+            </w:r>
+            <w:r>
+              <w:t xml:space="preserve"> khi merge code</w:t>
+            </w:r>
+          </w:p>
+        </w:tc>
+      </w:tr>
+      <w:tr>
+        <w:tc>
+          <w:tcPr>
+            <w:tcW w:w="2337" w:type="dxa"/>
+          </w:tcPr>
+          <w:p>
+            <w:r>
+              <w:t>D3</w:t>
+            </w:r>
+          </w:p>
+        </w:tc>
+        <w:tc>
+          <w:tcPr>
+            <w:tcW w:w="2337" w:type="dxa"/>
+          </w:tcPr>
+          <w:p>
+            <w:r>
+              <w:t>AC</w:t>
+            </w:r>
+          </w:p>
+        </w:tc>
+        <w:tc>
+          <w:tcPr>
+            <w:tcW w:w="2338" w:type="dxa"/>
+          </w:tcPr>
+          <w:p>
+            <w:r>
+              <w:t>Chưa đạt</w:t>
+            </w:r>
+          </w:p>
+        </w:tc>
+        <w:tc>
+          <w:tcPr>
+            <w:tcW w:w="2338" w:type="dxa"/>
+          </w:tcPr>
+          <w:p>
+            <w:r>
+              <w:t>Thuộc phạm vi riêng của story</w:t>
+            </w:r>
+            <w:r>
+              <w:t xml:space="preserve">, </w:t>
+            </w:r>
+            <w:r>
+              <w:t>nhưng dùng từ ngữ cảm tính ("nhanh, mượt, khách thích"), không có tiêu chí đo lường cụ thể để P</w:t>
+            </w:r>
+            <w:r>
+              <w:t>O</w:t>
+            </w:r>
+            <w:r>
+              <w:t xml:space="preserve"> nghiệm thu</w:t>
+            </w:r>
+          </w:p>
+        </w:tc>
+      </w:tr>
+      <w:tr>
+        <w:tc>
+          <w:tcPr>
+            <w:tcW w:w="2337" w:type="dxa"/>
+          </w:tcPr>
+          <w:p>
+            <w:r>
+              <w:t>D4</w:t>
+            </w:r>
+          </w:p>
+        </w:tc>
+        <w:tc>
+          <w:tcPr>
+            <w:tcW w:w="2337" w:type="dxa"/>
+          </w:tcPr>
+          <w:p>
+            <w:r>
+              <w:t>AC</w:t>
+            </w:r>
+          </w:p>
+        </w:tc>
+        <w:tc>
+          <w:tcPr>
+            <w:tcW w:w="2338" w:type="dxa"/>
+          </w:tcPr>
+          <w:p>
+            <w:r>
+              <w:t>Chưa đạt</w:t>
+            </w:r>
+          </w:p>
+        </w:tc>
+        <w:tc>
+          <w:tcPr>
+            <w:tcW w:w="2338" w:type="dxa"/>
+          </w:tcPr>
+          <w:p>
+            <w:r>
+              <w:t>Là tiêu chí nghiệm thu riêng của story (trường hợp ngoại lệ/lỗi), nhưng hệ thống chưa đạt vì chạy sai thực tế: số dư không đủ mà ví vẫn bị trừ tiền</w:t>
+            </w:r>
+          </w:p>
+        </w:tc>
+      </w:tr>
+      <w:tr>
+        <w:tc>
+          <w:tcPr>
+            <w:tcW w:w="2337" w:type="dxa"/>
+          </w:tcPr>
+          <w:p>
+            <w:r>
+              <w:t>D5</w:t>
+            </w:r>
+          </w:p>
+        </w:tc>
+        <w:tc>
+          <w:tcPr>
+            <w:tcW w:w="2337" w:type="dxa"/>
+          </w:tcPr>
+          <w:p>
+            <w:r>
+              <w:t>DoD</w:t>
+            </w:r>
+          </w:p>
+        </w:tc>
+        <w:tc>
+          <w:tcPr>
+            <w:tcW w:w="2338" w:type="dxa"/>
+          </w:tcPr>
+          <w:p>
+            <w:r>
+              <w:t>Chưa đạt</w:t>
+            </w:r>
+          </w:p>
+        </w:tc>
+        <w:tc>
+          <w:tcPr>
+            <w:tcW w:w="2338" w:type="dxa"/>
+          </w:tcPr>
+          <w:p>
+            <w:r>
+              <w:t xml:space="preserve">Bản chất là chuẩn chất lượng chung (triển khai staging và mức độ lỗi), nhưng bị viết bó hẹp riêng cho story này; đồng </w:t>
+            </w:r>
+            <w:r>
+              <w:lastRenderedPageBreak/>
+              <w:t>thời hệ thống đang dính lỗi trừ sai tiền ở Đ4 (lỗi Critical) nên chưa thỏa mãn tiêu chí DoD</w:t>
+            </w:r>
+          </w:p>
+        </w:tc>
+      </w:tr>
+    </w:tbl>
+    <w:p/>
+    <w:p>
+      <w:r>
+        <w:rPr>
+          <w:b/>
+          <w:bCs/>
+        </w:rPr>
+        <w:t>Phần 2 – Vá lỗi:</w:t>
+      </w:r>
+    </w:p>
+    <w:p>
+      <w:r>
+        <w:t>D3</w:t>
+      </w:r>
+      <w:r>
+        <w:t xml:space="preserve"> </w:t>
+      </w:r>
+      <w:r>
+        <w:t>thành AC kiểm chứng được: Given số dư ví đủ trả cước, When khách bấm xác nhận thanh toán, Then hệ thống xử lý hoàn tất giao dịch và phản hồi kết quả trong vòng tối đa 2 giây</w:t>
+      </w:r>
+    </w:p>
+    <w:p>
+      <w:r>
+        <w:t>D5</w:t>
+      </w:r>
+      <w:r>
+        <w:t xml:space="preserve"> </w:t>
+      </w:r>
+      <w:r>
+        <w:t>thành tiêu chí DoD chung (áp dụng cho mọi story):</w:t>
+      </w:r>
+      <w:r>
+        <w:t xml:space="preserve"> </w:t>
+      </w:r>
+      <w:r>
+        <w:t>Mã nguồn đã được deploy thành công lên môi trường staging và không còn bất kỳ lỗi nào ở mức độ Blocker hoặc Critical</w:t>
+      </w:r>
+    </w:p>
     <w:sectPr>
       <w:pgSz w:w="12240" w:h="15840"/>
       <w:pgMar w:top="1440" w:right="1440" w:bottom="1440" w:left="1440" w:header="720" w:footer="720" w:gutter="0"/>
@@ -930,6 +1328,36 @@
       <w:spacing w:val="5"/>
     </w:rPr>
   </w:style>
+  <w:style w:type="table" w:styleId="TableGrid">
+    <w:name w:val="Table Grid"/>
+    <w:basedOn w:val="TableNormal"/>
+    <w:uiPriority w:val="39"/>
+    <w:rsid w:val="00F225DF"/>
+    <w:pPr>
+      <w:spacing w:after="0" w:line="240" w:lineRule="auto"/>
+    </w:pPr>
+    <w:tblPr>
+      <w:tblBorders>
+        <w:top w:val="single" w:sz="4" w:space="0" w:color="auto"/>
+        <w:left w:val="single" w:sz="4" w:space="0" w:color="auto"/>
+        <w:bottom w:val="single" w:sz="4" w:space="0" w:color="auto"/>
+        <w:right w:val="single" w:sz="4" w:space="0" w:color="auto"/>
+        <w:insideH w:val="single" w:sz="4" w:space="0" w:color="auto"/>
+        <w:insideV w:val="single" w:sz="4" w:space="0" w:color="auto"/>
+      </w:tblBorders>
+    </w:tblPr>
+  </w:style>
+  <w:style w:type="paragraph" w:styleId="NormalWeb">
+    <w:name w:val="Normal (Web)"/>
+    <w:basedOn w:val="Normal"/>
+    <w:uiPriority w:val="99"/>
+    <w:semiHidden/>
+    <w:unhideWhenUsed/>
+    <w:rsid w:val="007A507C"/>
+    <w:rPr>
+      <w:rFonts w:ascii="Times New Roman" w:hAnsi="Times New Roman" w:cs="Times New Roman"/>
+    </w:rPr>
+  </w:style>
 </w:styles>
 </file>
 
